--- a/templates/kesma_indiv/إقرار_لجنة_قروية.docx
+++ b/templates/kesma_indiv/إقرار_لجنة_قروية.docx
@@ -336,8 +336,6 @@
         </w:rPr>
         <w:t xml:space="preserve"> </w:t>
       </w:r>
-      <w:bookmarkStart w:id="0" w:name="_GoBack"/>
-      <w:bookmarkEnd w:id="0"/>
       <w:r>
         <w:rPr>
           <w:b/>
@@ -446,14 +444,15 @@
       </w:r>
       <w:r>
         <w:rPr>
-          <w:b/>
-          <w:bCs/>
-          <w:sz w:val="30"/>
-          <w:szCs w:val="30"/>
-          <w:rtl/>
-          <w:lang w:bidi="ar-EG"/>
-        </w:rPr>
-        <w:t>{{تاريخ_العقد}}</w:t>
+          <w:rFonts w:cs="Arial"/>
+          <w:b/>
+          <w:bCs/>
+          <w:sz w:val="30"/>
+          <w:szCs w:val="30"/>
+          <w:rtl/>
+          <w:lang w:bidi="ar-EG"/>
+        </w:rPr>
+        <w:t>{{تاريخ_العقد_رقمي}}</w:t>
       </w:r>
     </w:p>
     <w:p>
@@ -485,7 +484,7 @@
     <w:p>
       <w:pPr>
         <w:pStyle w:val="ListParagraph"/>
-        <w:spacing w:after="0"/>
+        <w:spacing w:after="0" w:line="360" w:lineRule="auto"/>
         <w:ind w:left="61"/>
         <w:rPr>
           <w:rFonts w:asciiTheme="minorBidi" w:hAnsiTheme="minorBidi"/>
@@ -535,7 +534,7 @@
     <w:p>
       <w:pPr>
         <w:pStyle w:val="ListParagraph"/>
-        <w:spacing w:after="0"/>
+        <w:spacing w:after="0" w:line="360" w:lineRule="auto"/>
         <w:ind w:left="61"/>
         <w:jc w:val="lowKashida"/>
         <w:rPr>
@@ -558,11 +557,11 @@
           <w:rtl/>
           <w:lang w:bidi="ar-EG"/>
         </w:rPr>
-        <w:t>القطعة {{</w:t>
-      </w:r>
-      <w:r>
-        <w:rPr>
-          <w:rFonts w:asciiTheme="minorBidi" w:hAnsiTheme="minorBidi"/>
+        <w:t xml:space="preserve">{{ </w:t>
+      </w:r>
+      <w:r>
+        <w:rPr>
+          <w:rFonts w:asciiTheme="minorBidi" w:hAnsiTheme="minorBidi" w:cs="Arial"/>
           <w:b/>
           <w:bCs/>
           <w:sz w:val="30"/>
@@ -573,36 +572,136 @@
       </w:r>
       <w:r>
         <w:rPr>
+          <w:rFonts w:asciiTheme="minorBidi" w:hAnsiTheme="minorBidi" w:cs="Arial" w:hint="cs"/>
+          <w:b/>
+          <w:bCs/>
+          <w:sz w:val="30"/>
+          <w:szCs w:val="30"/>
+          <w:rtl/>
+          <w:lang w:bidi="ar-EG"/>
+        </w:rPr>
+        <w:t>.اسم_القطعة }} مساحتها ({{</w:t>
+      </w:r>
+      <w:proofErr w:type="spellStart"/>
+      <w:r>
+        <w:rPr>
           <w:rFonts w:asciiTheme="minorBidi" w:hAnsiTheme="minorBidi" w:cs="Arial"/>
           <w:b/>
           <w:bCs/>
           <w:sz w:val="30"/>
           <w:szCs w:val="30"/>
-          <w:rtl/>
-          <w:lang w:bidi="ar-EG"/>
-        </w:rPr>
-        <w:t>.ترتيب}} مساحتها {{</w:t>
+          <w:lang w:bidi="ar-EG"/>
+        </w:rPr>
+        <w:t>l.s</w:t>
+      </w:r>
+      <w:proofErr w:type="spellEnd"/>
+      <w:r>
+        <w:rPr>
+          <w:rFonts w:asciiTheme="minorBidi" w:hAnsiTheme="minorBidi" w:cs="Arial" w:hint="cs"/>
+          <w:b/>
+          <w:bCs/>
+          <w:sz w:val="30"/>
+          <w:szCs w:val="30"/>
+          <w:rtl/>
+          <w:lang w:bidi="ar-EG"/>
+        </w:rPr>
+        <w:t>}}</w:t>
+      </w:r>
+      <w:r>
+        <w:rPr>
+          <w:rFonts w:asciiTheme="minorBidi" w:hAnsiTheme="minorBidi" w:cs="Arial" w:hint="cs"/>
+          <w:b/>
+          <w:bCs/>
+          <w:sz w:val="30"/>
+          <w:szCs w:val="30"/>
+          <w:vertAlign w:val="superscript"/>
+          <w:rtl/>
+          <w:lang w:bidi="ar-EG"/>
+        </w:rPr>
+        <w:t>س</w:t>
+      </w:r>
+      <w:r>
+        <w:rPr>
+          <w:rFonts w:asciiTheme="minorBidi" w:hAnsiTheme="minorBidi" w:cs="Arial" w:hint="cs"/>
+          <w:b/>
+          <w:bCs/>
+          <w:sz w:val="30"/>
+          <w:szCs w:val="30"/>
+          <w:rtl/>
+          <w:lang w:bidi="ar-EG"/>
+        </w:rPr>
+        <w:t xml:space="preserve"> {{</w:t>
       </w:r>
       <w:proofErr w:type="spellStart"/>
       <w:r>
         <w:rPr>
-          <w:rFonts w:asciiTheme="minorBidi" w:hAnsiTheme="minorBidi"/>
-          <w:b/>
-          <w:bCs/>
-          <w:sz w:val="30"/>
-          <w:szCs w:val="30"/>
-          <w:lang w:bidi="ar-EG"/>
-        </w:rPr>
-        <w:t>l.s</w:t>
+          <w:rFonts w:asciiTheme="minorBidi" w:hAnsiTheme="minorBidi" w:cs="Arial"/>
+          <w:b/>
+          <w:bCs/>
+          <w:sz w:val="30"/>
+          <w:szCs w:val="30"/>
+          <w:lang w:bidi="ar-EG"/>
+        </w:rPr>
+        <w:t>l.k</w:t>
       </w:r>
       <w:proofErr w:type="spellEnd"/>
       <w:r>
         <w:rPr>
+          <w:rFonts w:asciiTheme="minorBidi" w:hAnsiTheme="minorBidi" w:cs="Arial" w:hint="cs"/>
+          <w:b/>
+          <w:bCs/>
+          <w:sz w:val="30"/>
+          <w:szCs w:val="30"/>
+          <w:rtl/>
+          <w:lang w:bidi="ar-EG"/>
+        </w:rPr>
+        <w:t>}}</w:t>
+      </w:r>
+      <w:r>
+        <w:rPr>
+          <w:rFonts w:asciiTheme="minorBidi" w:hAnsiTheme="minorBidi" w:cs="Arial" w:hint="cs"/>
+          <w:b/>
+          <w:bCs/>
+          <w:sz w:val="30"/>
+          <w:szCs w:val="30"/>
+          <w:vertAlign w:val="superscript"/>
+          <w:rtl/>
+          <w:lang w:bidi="ar-EG"/>
+        </w:rPr>
+        <w:t>ط</w:t>
+      </w:r>
+      <w:r>
+        <w:rPr>
+          <w:rFonts w:asciiTheme="minorBidi" w:hAnsiTheme="minorBidi" w:cs="Arial" w:hint="cs"/>
+          <w:b/>
+          <w:bCs/>
+          <w:sz w:val="30"/>
+          <w:szCs w:val="30"/>
+          <w:rtl/>
+          <w:lang w:bidi="ar-EG"/>
+        </w:rPr>
+        <w:t xml:space="preserve"> {{</w:t>
+      </w:r>
+      <w:proofErr w:type="spellStart"/>
+      <w:r>
+        <w:rPr>
           <w:rFonts w:asciiTheme="minorBidi" w:hAnsiTheme="minorBidi" w:cs="Arial"/>
           <w:b/>
           <w:bCs/>
           <w:sz w:val="30"/>
           <w:szCs w:val="30"/>
+          <w:lang w:bidi="ar-EG"/>
+        </w:rPr>
+        <w:t>l.f</w:t>
+      </w:r>
+      <w:proofErr w:type="spellEnd"/>
+      <w:r>
+        <w:rPr>
+          <w:rFonts w:asciiTheme="minorBidi" w:hAnsiTheme="minorBidi" w:cs="Arial" w:hint="cs"/>
+          <w:b/>
+          <w:bCs/>
+          <w:sz w:val="30"/>
+          <w:szCs w:val="30"/>
           <w:rtl/>
           <w:lang w:bidi="ar-EG"/>
         </w:rPr>
@@ -610,154 +709,40 @@
       </w:r>
       <w:r>
         <w:rPr>
+          <w:rFonts w:asciiTheme="minorBidi" w:hAnsiTheme="minorBidi" w:cs="Arial" w:hint="cs"/>
+          <w:b/>
+          <w:bCs/>
+          <w:sz w:val="30"/>
+          <w:szCs w:val="30"/>
+          <w:vertAlign w:val="superscript"/>
+          <w:rtl/>
+          <w:lang w:bidi="ar-EG"/>
+        </w:rPr>
+        <w:t>ف</w:t>
+      </w:r>
+      <w:r>
+        <w:rPr>
+          <w:rFonts w:asciiTheme="minorBidi" w:hAnsiTheme="minorBidi" w:cs="Arial" w:hint="cs"/>
+          <w:b/>
+          <w:bCs/>
+          <w:sz w:val="30"/>
+          <w:szCs w:val="30"/>
+          <w:rtl/>
+          <w:lang w:bidi="ar-EG"/>
+        </w:rPr>
+        <w:t>) كائنة بحوض {{</w:t>
+      </w:r>
+      <w:r>
+        <w:rPr>
           <w:rFonts w:asciiTheme="minorBidi" w:hAnsiTheme="minorBidi" w:cs="Arial"/>
           <w:b/>
           <w:bCs/>
           <w:sz w:val="30"/>
           <w:szCs w:val="30"/>
-          <w:vertAlign w:val="superscript"/>
-          <w:rtl/>
-          <w:lang w:bidi="ar-EG"/>
-        </w:rPr>
-        <w:t>س</w:t>
-      </w:r>
-      <w:r>
-        <w:rPr>
-          <w:rFonts w:asciiTheme="minorBidi" w:hAnsiTheme="minorBidi" w:cs="Arial"/>
-          <w:b/>
-          <w:bCs/>
-          <w:sz w:val="30"/>
-          <w:szCs w:val="30"/>
-          <w:rtl/>
-          <w:lang w:bidi="ar-EG"/>
-        </w:rPr>
-        <w:t xml:space="preserve"> {{</w:t>
-      </w:r>
-      <w:proofErr w:type="spellStart"/>
-      <w:r>
-        <w:rPr>
-          <w:rFonts w:asciiTheme="minorBidi" w:hAnsiTheme="minorBidi"/>
-          <w:b/>
-          <w:bCs/>
-          <w:sz w:val="30"/>
-          <w:szCs w:val="30"/>
-          <w:lang w:bidi="ar-EG"/>
-        </w:rPr>
-        <w:t>l.k</w:t>
-      </w:r>
-      <w:proofErr w:type="spellEnd"/>
-      <w:r>
-        <w:rPr>
-          <w:rFonts w:asciiTheme="minorBidi" w:hAnsiTheme="minorBidi" w:cs="Arial"/>
-          <w:b/>
-          <w:bCs/>
-          <w:sz w:val="30"/>
-          <w:szCs w:val="30"/>
-          <w:rtl/>
-          <w:lang w:bidi="ar-EG"/>
-        </w:rPr>
-        <w:t>}}</w:t>
-      </w:r>
-      <w:r>
-        <w:rPr>
-          <w:rFonts w:asciiTheme="minorBidi" w:hAnsiTheme="minorBidi" w:cs="Arial"/>
-          <w:b/>
-          <w:bCs/>
-          <w:sz w:val="30"/>
-          <w:szCs w:val="30"/>
-          <w:vertAlign w:val="superscript"/>
-          <w:rtl/>
-          <w:lang w:bidi="ar-EG"/>
-        </w:rPr>
-        <w:t>ط</w:t>
-      </w:r>
-      <w:r>
-        <w:rPr>
-          <w:rFonts w:asciiTheme="minorBidi" w:hAnsiTheme="minorBidi" w:cs="Arial"/>
-          <w:b/>
-          <w:bCs/>
-          <w:sz w:val="30"/>
-          <w:szCs w:val="30"/>
-          <w:rtl/>
-          <w:lang w:bidi="ar-EG"/>
-        </w:rPr>
-        <w:t xml:space="preserve"> {{</w:t>
-      </w:r>
-      <w:proofErr w:type="spellStart"/>
-      <w:r>
-        <w:rPr>
-          <w:rFonts w:asciiTheme="minorBidi" w:hAnsiTheme="minorBidi"/>
-          <w:b/>
-          <w:bCs/>
-          <w:sz w:val="30"/>
-          <w:szCs w:val="30"/>
-          <w:lang w:bidi="ar-EG"/>
-        </w:rPr>
-        <w:t>l.f</w:t>
-      </w:r>
-      <w:proofErr w:type="spellEnd"/>
-      <w:r>
-        <w:rPr>
-          <w:rFonts w:asciiTheme="minorBidi" w:hAnsiTheme="minorBidi" w:cs="Arial"/>
-          <w:b/>
-          <w:bCs/>
-          <w:sz w:val="30"/>
-          <w:szCs w:val="30"/>
-          <w:rtl/>
-          <w:lang w:bidi="ar-EG"/>
-        </w:rPr>
-        <w:t>}}</w:t>
-      </w:r>
-      <w:r>
-        <w:rPr>
-          <w:rFonts w:asciiTheme="minorBidi" w:hAnsiTheme="minorBidi" w:cs="Arial"/>
-          <w:b/>
-          <w:bCs/>
-          <w:sz w:val="30"/>
-          <w:szCs w:val="30"/>
-          <w:vertAlign w:val="superscript"/>
-          <w:rtl/>
-          <w:lang w:bidi="ar-EG"/>
-        </w:rPr>
-        <w:t>ف</w:t>
-      </w:r>
-      <w:r>
-        <w:rPr>
-          <w:rFonts w:asciiTheme="minorBidi" w:hAnsiTheme="minorBidi" w:cs="Arial"/>
-          <w:b/>
-          <w:bCs/>
-          <w:sz w:val="30"/>
-          <w:szCs w:val="30"/>
-          <w:rtl/>
-          <w:lang w:bidi="ar-EG"/>
-        </w:rPr>
-        <w:t xml:space="preserve"> بحوض {{</w:t>
-      </w:r>
-      <w:proofErr w:type="spellStart"/>
-      <w:r>
-        <w:rPr>
-          <w:rFonts w:asciiTheme="minorBidi" w:hAnsiTheme="minorBidi"/>
-          <w:b/>
-          <w:bCs/>
-          <w:sz w:val="30"/>
-          <w:szCs w:val="30"/>
           <w:lang w:bidi="ar-EG"/>
         </w:rPr>
         <w:t>l.hod</w:t>
       </w:r>
-      <w:proofErr w:type="spellEnd"/>
-      <w:r>
-        <w:rPr>
-          <w:rFonts w:asciiTheme="minorBidi" w:hAnsiTheme="minorBidi" w:cs="Arial"/>
-          <w:b/>
-          <w:bCs/>
-          <w:sz w:val="30"/>
-          <w:szCs w:val="30"/>
-          <w:rtl/>
-          <w:lang w:bidi="ar-EG"/>
-        </w:rPr>
-        <w:t>}} وحدودها</w:t>
-      </w:r>
       <w:r>
         <w:rPr>
           <w:rFonts w:asciiTheme="minorBidi" w:hAnsiTheme="minorBidi" w:cs="Arial" w:hint="cs"/>
@@ -768,25 +753,13 @@
           <w:rtl/>
           <w:lang w:bidi="ar-EG"/>
         </w:rPr>
-        <w:t xml:space="preserve"> </w:t>
-      </w:r>
-      <w:r>
-        <w:rPr>
-          <w:rFonts w:asciiTheme="minorBidi" w:hAnsiTheme="minorBidi" w:cs="Arial"/>
-          <w:b/>
-          <w:bCs/>
-          <w:sz w:val="30"/>
-          <w:szCs w:val="30"/>
-          <w:rtl/>
-          <w:lang w:bidi="ar-EG"/>
-        </w:rPr>
-        <w:t>كالاتي:</w:t>
+        <w:t>}} وحدودها كالاتي:</w:t>
       </w:r>
     </w:p>
     <w:p>
       <w:pPr>
         <w:pStyle w:val="ListParagraph"/>
-        <w:spacing w:after="0"/>
+        <w:spacing w:after="0" w:line="360" w:lineRule="auto"/>
         <w:ind w:left="61"/>
         <w:rPr>
           <w:rFonts w:asciiTheme="minorBidi" w:hAnsiTheme="minorBidi"/>
@@ -839,7 +812,7 @@
     <w:p>
       <w:pPr>
         <w:pStyle w:val="ListParagraph"/>
-        <w:spacing w:after="0"/>
+        <w:spacing w:after="0" w:line="360" w:lineRule="auto"/>
         <w:ind w:left="61"/>
         <w:rPr>
           <w:rFonts w:asciiTheme="minorBidi" w:hAnsiTheme="minorBidi"/>
@@ -892,7 +865,7 @@
     <w:p>
       <w:pPr>
         <w:pStyle w:val="ListParagraph"/>
-        <w:spacing w:after="0"/>
+        <w:spacing w:after="0" w:line="360" w:lineRule="auto"/>
         <w:ind w:left="61"/>
         <w:rPr>
           <w:rFonts w:asciiTheme="minorBidi" w:hAnsiTheme="minorBidi"/>
@@ -945,7 +918,7 @@
     <w:p>
       <w:pPr>
         <w:pStyle w:val="ListParagraph"/>
-        <w:spacing w:after="0"/>
+        <w:spacing w:after="0" w:line="360" w:lineRule="auto"/>
         <w:ind w:left="61"/>
         <w:rPr>
           <w:rFonts w:asciiTheme="minorBidi" w:hAnsiTheme="minorBidi"/>
@@ -969,7 +942,6 @@
         </w:rPr>
         <w:t>الحد الغربي: {{</w:t>
       </w:r>
-      <w:proofErr w:type="spellStart"/>
       <w:r>
         <w:rPr>
           <w:rFonts w:asciiTheme="minorBidi" w:hAnsiTheme="minorBidi"/>
@@ -981,7 +953,6 @@
         </w:rPr>
         <w:t>l.w</w:t>
       </w:r>
-      <w:proofErr w:type="spellEnd"/>
       <w:r>
         <w:rPr>
           <w:rFonts w:asciiTheme="minorBidi" w:hAnsiTheme="minorBidi" w:cs="Arial"/>
@@ -1032,21 +1003,8 @@
           <w:szCs w:val="30"/>
           <w:lang w:bidi="ar-EG"/>
         </w:rPr>
-        <w:t xml:space="preserve">p </w:t>
-      </w:r>
-      <w:proofErr w:type="spellStart"/>
-      <w:r>
-        <w:rPr>
-          <w:rFonts w:asciiTheme="minorBidi" w:hAnsiTheme="minorBidi"/>
-          <w:b/>
-          <w:bCs/>
-          <w:sz w:val="30"/>
-          <w:szCs w:val="30"/>
-          <w:lang w:bidi="ar-EG"/>
-        </w:rPr>
-        <w:t>endfor</w:t>
-      </w:r>
-      <w:proofErr w:type="spellEnd"/>
+        <w:t>p endfor</w:t>
+      </w:r>
       <w:r>
         <w:rPr>
           <w:rFonts w:asciiTheme="minorBidi" w:hAnsiTheme="minorBidi" w:cs="Arial"/>
@@ -1095,12 +1053,26 @@
           <w:rtl/>
           <w:lang w:bidi="ar-EG"/>
         </w:rPr>
-        <w:t xml:space="preserve"> من نقل هذه المساحه الي المشتري</w:t>
+        <w:t xml:space="preserve"> </w:t>
+      </w:r>
+      <w:bookmarkStart w:id="0" w:name="_GoBack"/>
+      <w:bookmarkEnd w:id="0"/>
+      <w:r>
+        <w:rPr>
+          <w:rFonts w:hint="cs"/>
+          <w:b/>
+          <w:bCs/>
+          <w:sz w:val="30"/>
+          <w:szCs w:val="30"/>
+          <w:rtl/>
+          <w:lang w:bidi="ar-EG"/>
+        </w:rPr>
+        <w:t>من نقل هذه المساحه الي المشتري</w:t>
       </w:r>
     </w:p>
     <w:p>
       <w:pPr>
-        <w:spacing w:line="276" w:lineRule="auto"/>
+        <w:spacing w:line="360" w:lineRule="auto"/>
         <w:jc w:val="both"/>
         <w:rPr>
           <w:b/>
@@ -1130,7 +1102,7 @@
           <w:tab w:val="left" w:pos="2995"/>
           <w:tab w:val="center" w:pos="4465"/>
         </w:tabs>
-        <w:spacing w:after="0"/>
+        <w:spacing w:after="0" w:line="360" w:lineRule="auto"/>
         <w:rPr>
           <w:b/>
           <w:bCs/>
@@ -1201,6 +1173,7 @@
     </w:p>
     <w:p>
       <w:pPr>
+        <w:spacing w:line="360" w:lineRule="auto"/>
         <w:jc w:val="center"/>
         <w:rPr>
           <w:rFonts w:ascii="ar_kifk_photoshop_bold" w:hAnsi="ar_kifk_photoshop_bold" w:cs="ar_kifk_photoshop_bold"/>
@@ -1748,6 +1721,7 @@
   <w:style w:type="character" w:default="1" w:styleId="DefaultParagraphFont">
     <w:name w:val="Default Paragraph Font"/>
     <w:uiPriority w:val="1"/>
+    <w:semiHidden/>
     <w:unhideWhenUsed/>
   </w:style>
   <w:style w:type="table" w:default="1" w:styleId="TableNormal">
